--- a/최종교재/06장_Node.js_설치.docx
+++ b/최종교재/06장_Node.js_설치.docx
@@ -952,7 +952,7 @@
           <w:i w:val="0"/>
           <w:color w:val="000000"/>
         </w:rPr>
-        <w:t>를 통하여 버전을 확인하는 방법은 윈도우의 경우와 완전히 동일합니다. 터미널은 Spotlight에서 "터미널"를 검색하여 실행하면 되며, Spotlight는 ++cmd+space++ 단축키로 열 수 있습니다. 이후 장에서 설명하는 명령어 역시 윈도우와 거의 차이가 없으므로, 이 책에 제시된 터미널 명령어를 그대로 따라하면 됩니다.</w:t>
+        <w:t>를 통하여 버전을 확인하는 방법은 윈도우의 경우와 완전히 동일합니다. 터미널은 Spotlight에서 "터미널"를 검색하여 실행하면 되며, Spotlight는 CMD+Space 단축키로 열 수 있습니다. 이후 장에서 설명하는 명령어 역시 윈도우와 거의 차이가 없으므로, 이 책에 제시된 터미널 명령어를 그대로 따라하면 됩니다.</w:t>
       </w:r>
     </w:p>
     <w:p>
@@ -2361,45 +2361,8 @@
         <w:ind w:left="259"/>
       </w:pPr>
       <w:r>
-        <w:t xml:space="preserve">• </w:t>
-      </w:r>
-      <w:r>
-        <w:rPr>
-          <w:b w:val="0"/>
-          <w:i w:val="0"/>
-          <w:strike w:val="0"/>
-          <w:color w:val="000000"/>
-        </w:rPr>
-        <w:t>8장</w:t>
-      </w:r>
-      <w:r>
-        <w:rPr>
-          <w:b w:val="0"/>
-          <w:i w:val="0"/>
-          <w:strike w:val="0"/>
-          <w:color w:val="000000"/>
-        </w:rPr>
-        <w:t xml:space="preserve">: </w:t>
-      </w:r>
-      <w:r>
-        <w:rPr>
-          <w:rFonts w:ascii="Consolas" w:hAnsi="Consolas"/>
-          <w:b w:val="0"/>
-          <w:i w:val="0"/>
-          <w:strike w:val="0"/>
-          <w:color w:val="000000"/>
-          <w:sz w:val="17"/>
-        </w:rPr>
-        <w:t>npm install -g @anthropic-ai/claude-code</w:t>
-      </w:r>
-      <w:r>
-        <w:rPr>
-          <w:b w:val="0"/>
-          <w:i w:val="0"/>
-          <w:strike w:val="0"/>
-          <w:color w:val="000000"/>
-        </w:rPr>
-        <w:t xml:space="preserve"> — Claude Code를 설치할 때</w:t>
+        <w:rPr/>
+        <w:t>• 12장: npm install -g @anthropic-ai/claude-code — Claude Code를 설치할 때</w:t>
       </w:r>
     </w:p>
     <w:p>
@@ -2407,45 +2370,8 @@
         <w:ind w:left="259"/>
       </w:pPr>
       <w:r>
-        <w:t xml:space="preserve">• </w:t>
-      </w:r>
-      <w:r>
-        <w:rPr>
-          <w:b w:val="0"/>
-          <w:i w:val="0"/>
-          <w:strike w:val="0"/>
-          <w:color w:val="000000"/>
-        </w:rPr>
-        <w:t>12장</w:t>
-      </w:r>
-      <w:r>
-        <w:rPr>
-          <w:b w:val="0"/>
-          <w:i w:val="0"/>
-          <w:strike w:val="0"/>
-          <w:color w:val="000000"/>
-        </w:rPr>
-        <w:t xml:space="preserve">: </w:t>
-      </w:r>
-      <w:r>
-        <w:rPr>
-          <w:rFonts w:ascii="Consolas" w:hAnsi="Consolas"/>
-          <w:b w:val="0"/>
-          <w:i w:val="0"/>
-          <w:strike w:val="0"/>
-          <w:color w:val="000000"/>
-          <w:sz w:val="17"/>
-        </w:rPr>
-        <w:t>npm create vite@latest</w:t>
-      </w:r>
-      <w:r>
-        <w:rPr>
-          <w:b w:val="0"/>
-          <w:i w:val="0"/>
-          <w:strike w:val="0"/>
-          <w:color w:val="000000"/>
-        </w:rPr>
-        <w:t xml:space="preserve"> — 지도 앱 프로젝트를 처음 만들 때</w:t>
+        <w:rPr/>
+        <w:t>• 16장: npm create vite@latest — 지도 앱 프로젝트를 처음 만들 때</w:t>
       </w:r>
     </w:p>
     <w:p>
@@ -2740,52 +2666,8 @@
         <w:ind w:left="259"/>
       </w:pPr>
       <w:r>
-        <w:t xml:space="preserve">• </w:t>
-      </w:r>
-      <w:r>
-        <w:rPr>
-          <w:b w:val="0"/>
-          <w:i w:val="0"/>
-          <w:strike w:val="0"/>
-          <w:color w:val="000000"/>
-        </w:rPr>
-        <w:t xml:space="preserve">npm은 Node.js에 딸려 오는 패키지 관리자로, </w:t>
-      </w:r>
-      <w:r>
-        <w:rPr>
-          <w:b w:val="0"/>
-          <w:i w:val="0"/>
-          <w:strike w:val="0"/>
-          <w:color w:val="000000"/>
-        </w:rPr>
-        <w:t>8장</w:t>
-      </w:r>
-      <w:r>
-        <w:rPr>
-          <w:b w:val="0"/>
-          <w:i w:val="0"/>
-          <w:strike w:val="0"/>
-          <w:color w:val="000000"/>
-        </w:rPr>
-        <w:t xml:space="preserve">(Claude Code 설치)과 </w:t>
-      </w:r>
-      <w:r>
-        <w:rPr>
-          <w:b w:val="0"/>
-          <w:i w:val="0"/>
-          <w:strike w:val="0"/>
-          <w:color w:val="000000"/>
-        </w:rPr>
-        <w:t>12장</w:t>
-      </w:r>
-      <w:r>
-        <w:rPr>
-          <w:b w:val="0"/>
-          <w:i w:val="0"/>
-          <w:strike w:val="0"/>
-          <w:color w:val="000000"/>
-        </w:rPr>
-        <w:t>(Vite 프로젝트 생성)에서 사용합니다</w:t>
+        <w:rPr/>
+        <w:t>• npm은 Node.js에 딸려 오는 패키지 관리자로, 12장(Claude Code 설치)과 16장(Vite 프로젝트 생성)에서 사용합니다</w:t>
       </w:r>
     </w:p>
     <w:p>
@@ -3431,45 +3313,8 @@
         <w:ind w:left="259"/>
       </w:pPr>
       <w:r>
-        <w:t xml:space="preserve">• </w:t>
-      </w:r>
-      <w:r>
-        <w:rPr>
-          <w:rFonts w:ascii="Consolas" w:hAnsi="Consolas"/>
-          <w:b w:val="0"/>
-          <w:i w:val="0"/>
-          <w:strike w:val="0"/>
-          <w:color w:val="000000"/>
-          <w:sz w:val="17"/>
-        </w:rPr>
-        <w:t>package.json</w:t>
-      </w:r>
-      <w:r>
-        <w:rPr>
-          <w:b w:val="0"/>
-          <w:i w:val="0"/>
-          <w:strike w:val="0"/>
-          <w:color w:val="000000"/>
-        </w:rPr>
-        <w:t xml:space="preserve"> — npm이 프로젝트의 패키지 목록을 기록해 두는 파일 (</w:t>
-      </w:r>
-      <w:r>
-        <w:rPr>
-          <w:b w:val="0"/>
-          <w:i w:val="0"/>
-          <w:strike w:val="0"/>
-          <w:color w:val="000000"/>
-        </w:rPr>
-        <w:t>12장</w:t>
-      </w:r>
-      <w:r>
-        <w:rPr>
-          <w:b w:val="0"/>
-          <w:i w:val="0"/>
-          <w:strike w:val="0"/>
-          <w:color w:val="000000"/>
-        </w:rPr>
-        <w:t>에서 직접 만나게 됩니다)</w:t>
+        <w:rPr/>
+        <w:t>• package.json — npm이 프로젝트의 패키지 목록을 기록해 두는 파일 (16장에서 직접 만나게 됩니다)</w:t>
       </w:r>
     </w:p>
     <w:p>
@@ -3508,37 +3353,9 @@
         <w:rPr>
           <w:b/>
           <w:i w:val="0"/>
-          <w:strike w:val="0"/>
           <w:color w:val="000000"/>
         </w:rPr>
-        <w:t>다음 장 예고</w:t>
-      </w:r>
-      <w:r>
-        <w:rPr>
-          <w:b w:val="0"/>
-          <w:i w:val="0"/>
-          <w:strike w:val="0"/>
-          <w:color w:val="000000"/>
-        </w:rPr>
-        <w:t xml:space="preserve"> — </w:t>
-      </w:r>
-      <w:r>
-        <w:rPr>
-          <w:b w:val="0"/>
-          <w:i w:val="0"/>
-          <w:strike w:val="0"/>
-          <w:color w:val="000000"/>
-        </w:rPr>
-        <w:t>7장</w:t>
-      </w:r>
-      <w:r>
-        <w:rPr>
-          <w:b w:val="0"/>
-          <w:i w:val="0"/>
-          <w:strike w:val="0"/>
-          <w:color w:val="000000"/>
-        </w:rPr>
-        <w:t>에서는 Git for Windows를 설치합니다. Git은 코드의 모든 변경 이력을 기록해 두었다가 언제든 과거로 되돌릴 수 있게 해 주는 도구입니다. AI에게 코드를 맡기는 바이브코딩에서 "잘못되면 되돌리면 된다"는 안전벨트가 되어 줄, 어쩌면 이 책에서 가장 중요한 준비물입니다.</w:t>
+        <w:t>다음 장 예고 — 11장에서는 Git for Windows를 설치합니다. Git은 코드의 모든 변경 이력을 기록해 두었다가 언제든 과거로 되돌릴 수 있게 해 주는 도구입니다. AI에게 코드를 맡기는 바이브코딩에서 "잘못되면 되돌리면 된다"는 안전벨트가 되어 줄, 어쩌면 이 책에서 가장 중요한 준비물입니다.</w:t>
       </w:r>
     </w:p>
     <w:sectPr>

--- a/최종교재/06장_Node.js_설치.docx
+++ b/최종교재/06장_Node.js_설치.docx
@@ -232,10 +232,9 @@
         <w:rPr>
           <w:b w:val="0"/>
           <w:i w:val="0"/>
-          <w:strike w:val="0"/>
           <w:color w:val="000000"/>
         </w:rPr>
-        <w:t>비유하자면 이렇습니다. 우리가 만들 지도 앱이 공연이라면, 카카오지도는 무대 위의 배우이고, Vite는 조명과 음향을 맡은 스태프이며, Claude Code는 대본을 써 주는 작가입니다. 그리고 Node.js는 이들이 모두 올라설 무대 바닥입니다. 무대가 없으면 배우도 스태프도 작가도 일할 곳이 없지요. 관객(사용자)의 눈에는 보이지 않지만, 없으면 공연 자체가 열리지 못하는 존재입니다.</w:t>
+        <w:t>완성된 지도 앱을 이용하는 사용자에게는 Node.js가 보이지 않습니다. 사용자는 브라우저에 표시되는 지도만 보게 될 뿐입니다. 그렇다고 하여 Node.js가 불필요한 것은 아닙니다. 앱을 개발하는 전 과정에서 Vite와 Claude Code가 계속해서 Node.js 위에서 구동되기 때문입니다.</w:t>
       </w:r>
     </w:p>
     <w:p>
@@ -1888,10 +1887,9 @@
         <w:rPr>
           <w:b w:val="0"/>
           <w:i w:val="0"/>
-          <w:strike w:val="0"/>
           <w:color w:val="000000"/>
         </w:rPr>
-        <w:t>실생활에 비유하면 이렇습니다. 친구에게 "철수한테 전화해 줘"라고 부탁했는데 친구의 연락처 목록에 철수가 없다면, 철수가 실제로 존재하는 사람이어도 친구는 전화를 걸 수 없습니다. 철수(node.exe)는 멀쩡히 있는데 연락처 목록(PATH)에 번호가 등록되지 않은 상황, 이것이 바로 지금 우리가 겪는 오류입니다. 해결책도 똑같습니다. 연락처에 번호를 등록해 주면 됩니다.</w:t>
+        <w:t>따라서 이 오류는 프로그램 자체가 설치되지 않아서 발생하는 것이 아니라, 프로그램이 설치된 폴더 경로가 PATH 목록에 등록되지 않아서 발생하는 것입니다. 해당 경로를 PATH에 직접 등록하면 문제가 해결됩니다.</w:t>
       </w:r>
     </w:p>
     <w:p>
